--- a/docs/作品介绍文档.docx
+++ b/docs/作品介绍文档.docx
@@ -1326,7 +1326,7 @@
           <w:color w:val="1C2333"/>
           <w:sz w:val="22"/>
         </w:rPr>
-        <w:t>自研 1024 维哈希向量 + 词法 TF-IDF 混合检索，149 个知识块、52 个来源页面，Hit@1 90% / Hit@3 100% / MRR 0.950，且不依赖外部向量服务，离线可运行。</w:t>
+        <w:t>把每段站内知识转成 1024 维向量做「意思相近也能匹配」，再用词法 TF-IDF 做「专有名词必须搜准」的兜底，两路结果加权排序。不依赖外部向量服务、离线可运行；149 个知识块、52 个来源页面，实测 Hit@1 90%（10 个问题里 9 个的第一条来源就是正确页面）、Hit@3 100%（前三条来源必含正确答案）、MRR 0.950（正确答案平均排在第 1 位附近）。</w:t>
       </w:r>
     </w:p>
     <w:p>
@@ -1830,6 +1830,22 @@
       <w:pPr>
         <w:spacing w:after="40"/>
       </w:pPr>
+    </w:p>
+    <w:p>
+      <w:pPr>
+        <w:spacing w:after="80"/>
+        <w:ind w:firstLine="420"/>
+        <w:jc w:val="both"/>
+      </w:pPr>
+      <w:r>
+        <w:rPr>
+          <w:rFonts w:ascii="宋体" w:hAnsi="宋体" w:eastAsia="宋体"/>
+          <w:b w:val="0"/>
+          <w:color w:val="1C2333"/>
+          <w:sz w:val="22"/>
+        </w:rPr>
+        <w:t>通俗理解：Hit@1 90% 表示用户问 10 个问题，有 9 个的「第一条引用来源」就是正确页面；Hit@3 100% 表示即使第一条没中，前三条里一定能找到正确页面；MRR 0.950 越接近 1，说明正确答案在排序中越靠前。三者结合说明：在当前 149 个知识块的规模下，检索结果足够稳定，AI 拿到正确证据的概率很高，回答中的来源角标也更可信。</w:t>
+      </w:r>
     </w:p>
     <w:p>
       <w:pPr>
@@ -3857,6 +3873,22 @@
     </w:p>
     <w:p>
       <w:pPr>
+        <w:spacing w:after="80"/>
+        <w:ind w:firstLine="420"/>
+        <w:jc w:val="both"/>
+      </w:pPr>
+      <w:r>
+        <w:rPr>
+          <w:rFonts w:ascii="宋体" w:hAnsi="宋体" w:eastAsia="宋体"/>
+          <w:b w:val="0"/>
+          <w:color w:val="1C2333"/>
+          <w:sz w:val="22"/>
+        </w:rPr>
+        <w:t>通俗地说：向量通道负责「意思相近也能搜到」——比如用户问「月亮为什么总是一面朝着地球」，即使原文写的是「潮汐锁定」，也能通过向量相似度匹配到；词法通道负责「专有名词必须搜准」——比如「M87*」「参宿四」「创生之柱」这类术语，靠关键词与 bigram 精确命中。两路加权后既不会漏掉同义表达，也不会把术语搜偏；而 1024 维哈希向量由本地计算生成，不需要调用外部 Embedding 接口，因此断网、无 Key 时检索链路依然完整可用。</w:t>
+      </w:r>
+    </w:p>
+    <w:p>
+      <w:pPr>
         <w:keepNext/>
         <w:spacing w:before="280" w:after="160"/>
       </w:pPr>

--- a/docs/作品介绍文档.docx
+++ b/docs/作品介绍文档.docx
@@ -855,7 +855,7 @@
           <w:color w:val="1C2333"/>
           <w:sz w:val="22"/>
         </w:rPr>
-        <w:t>浏览器直接访问公网演示地址（见提交材料「在线演示地址.txt」），无需安装任何环境；评审账号 admin / admin123，普通用户可在注册页自行注册（需绑定邮箱）。</w:t>
+        <w:t>主入口：公网演示地址见提交材料「在线演示地址.txt」，浏览器无需安装任何环境即可访问；桌面版为地址根路径，移动端入口为地址后加 /m。评审账号 admin / admin123，普通用户可在注册页自行注册（需绑定邮箱）。</w:t>
       </w:r>
     </w:p>
     <w:p>
@@ -870,7 +870,7 @@
           <w:color w:val="1C2333"/>
           <w:sz w:val="22"/>
         </w:rPr>
-        <w:t>Docker 离线部署：加载镜像后执行 docker compose 一键启动（内置 MySQL 与初始化数据），适合完整功能体验。</w:t>
+        <w:t>Docker 离线部署：解压后双击「一键导入运行.bat」，访问 http://127.0.0.1:3000（内置 MySQL 与初始化数据），适合完整功能体验。</w:t>
       </w:r>
     </w:p>
     <w:p>
@@ -885,7 +885,7 @@
           <w:color w:val="1C2333"/>
           <w:sz w:val="22"/>
         </w:rPr>
-        <w:t>免安装演示包：解压后双击「启动演示.bat」，内置 Node 运行时，无需 Docker / MySQL，适合无环境评审快速查看页面与 AI。</w:t>
+        <w:t>免安装演示包：解压后双击「启动演示.bat」，浏览器自动打开 http://127.0.0.1:3000；内置 Node 运行时，无需 Docker / MySQL，适合无环境评审快速查看页面与 AI。</w:t>
       </w:r>
     </w:p>
     <w:p>
@@ -916,7 +916,23 @@
           <w:color w:val="1C2333"/>
           <w:sz w:val="22"/>
         </w:rPr>
-        <w:t>手机访问：用手机浏览器打开公网地址，或扫描「移动端-扫码访问」二维码；支持「添加到主屏幕」以获得接近 App 的体验。AI 助手默认使用站点内置 Key（在线模式），也可在「AI 连接设置」中填入自己的 Key，Key 仅保存在本机浏览器。</w:t>
+        <w:t>电脑查看移动端：浏览器打开「http://127.0.0.1:3000/m」（公网演示则为地址后加 /m），页面会以 390×844 手机外观显示移动版，底部 Tab、汉堡菜单均与真机一致；手机打开 /m 会自动进入响应式移动版，也可用手机浏览器直接打开根地址、扫描「移动端-扫码访问」二维码，或使用「添加到主屏幕」获得接近 App 的体验。</w:t>
+      </w:r>
+    </w:p>
+    <w:p>
+      <w:pPr>
+        <w:spacing w:after="80"/>
+        <w:ind w:firstLine="420"/>
+        <w:jc w:val="both"/>
+      </w:pPr>
+      <w:r>
+        <w:rPr>
+          <w:rFonts w:ascii="宋体" w:hAnsi="宋体" w:eastAsia="宋体"/>
+          <w:b w:val="0"/>
+          <w:color w:val="1C2333"/>
+          <w:sz w:val="22"/>
+        </w:rPr>
+        <w:t>注意：Docker 包与免安装包都使用 3000 端口，二者不要同时运行；AI 助手默认使用站点内置 Key（在线模式），也可在「AI 连接设置」中填入自己的 Key，Key 仅保存在本机浏览器。</w:t>
       </w:r>
     </w:p>
     <w:p>
